--- a/学习指南/未来规划/比赛规划.docx
+++ b/学习指南/未来规划/比赛规划.docx
@@ -15,10 +15,10 @@
         <w:tblLook w:val="04A0" w:firstRow="1" w:lastRow="0" w:firstColumn="1" w:lastColumn="0" w:noHBand="0" w:noVBand="1"/>
       </w:tblPr>
       <w:tblGrid>
-        <w:gridCol w:w="1000"/>
-        <w:gridCol w:w="2653"/>
-        <w:gridCol w:w="1902"/>
-        <w:gridCol w:w="3085"/>
+        <w:gridCol w:w="1059"/>
+        <w:gridCol w:w="2287"/>
+        <w:gridCol w:w="1948"/>
+        <w:gridCol w:w="3346"/>
       </w:tblGrid>
       <w:tr>
         <w:trPr>
@@ -306,23 +306,7 @@
                 <w:b/>
                 <w:bCs/>
               </w:rPr>
-              <w:t>大</w:t>
-            </w:r>
-            <w:proofErr w:type="gramStart"/>
-            <w:r>
-              <w:rPr>
-                <w:b/>
-                <w:bCs/>
-              </w:rPr>
-              <w:t>一</w:t>
-            </w:r>
-            <w:proofErr w:type="gramEnd"/>
-            <w:r>
-              <w:rPr>
-                <w:b/>
-                <w:bCs/>
-              </w:rPr>
-              <w:t>~大二</w:t>
+              <w:t>大一~大二</w:t>
             </w:r>
           </w:p>
         </w:tc>
@@ -412,23 +396,7 @@
                 <w:b/>
                 <w:bCs/>
               </w:rPr>
-              <w:t>立项</w:t>
-            </w:r>
-            <w:proofErr w:type="gramStart"/>
-            <w:r>
-              <w:rPr>
-                <w:b/>
-                <w:bCs/>
-              </w:rPr>
-              <w:t>研发云</w:t>
-            </w:r>
-            <w:proofErr w:type="gramEnd"/>
-            <w:r>
-              <w:rPr>
-                <w:b/>
-                <w:bCs/>
-              </w:rPr>
-              <w:t>原生底座+后端模板，魔方为验证案例</w:t>
+              <w:t>立项研发云原生底座+后端模板，魔方为验证案例</w:t>
             </w:r>
           </w:p>
         </w:tc>
@@ -485,21 +453,6 @@
                 <w:bCs/>
               </w:rPr>
             </w:pPr>
-            <w:r>
-              <w:rPr>
-                <w:b/>
-                <w:bCs/>
-              </w:rPr>
-              <w:t>全国大学生职业规划大赛</w:t>
-            </w:r>
-            <w:r>
-              <w:rPr>
-                <w:rFonts w:hint="eastAsia"/>
-                <w:b/>
-                <w:bCs/>
-              </w:rPr>
-              <w:t>+</w:t>
-            </w:r>
             <w:r>
               <w:rPr>
                 <w:b/>
@@ -831,17 +784,8 @@
                 <w:b/>
                 <w:bCs/>
               </w:rPr>
-              <w:t>为企业提供物联网后端解决方案，获取B</w:t>
+              <w:t>为企业提供物联网后端解决方案，获取B端客户</w:t>
             </w:r>
-            <w:proofErr w:type="gramStart"/>
-            <w:r>
-              <w:rPr>
-                <w:b/>
-                <w:bCs/>
-              </w:rPr>
-              <w:t>端客户</w:t>
-            </w:r>
-            <w:proofErr w:type="gramEnd"/>
           </w:p>
         </w:tc>
       </w:tr>
@@ -957,21 +901,12 @@
                 <w:bCs/>
               </w:rPr>
             </w:pPr>
-            <w:proofErr w:type="gramStart"/>
             <w:r>
               <w:rPr>
                 <w:b/>
                 <w:bCs/>
               </w:rPr>
-              <w:t>若挑战</w:t>
-            </w:r>
-            <w:proofErr w:type="gramEnd"/>
-            <w:r>
-              <w:rPr>
-                <w:b/>
-                <w:bCs/>
-              </w:rPr>
-              <w:t>杯成绩好，趁热打铁扩大影响力</w:t>
+              <w:t>若挑战杯成绩好，趁热打铁扩大影响力</w:t>
             </w:r>
           </w:p>
         </w:tc>
@@ -1113,23 +1048,7 @@
           <w:b/>
           <w:bCs/>
         </w:rPr>
-        <w:t>完成魔方后端V0.5（</w:t>
-      </w:r>
-      <w:proofErr w:type="spellStart"/>
-      <w:r>
-        <w:rPr>
-          <w:b/>
-          <w:bCs/>
-        </w:rPr>
-        <w:t>FastAPI</w:t>
-      </w:r>
-      <w:proofErr w:type="spellEnd"/>
-      <w:r>
-        <w:rPr>
-          <w:b/>
-          <w:bCs/>
-        </w:rPr>
-        <w:t>单体）</w:t>
+        <w:t>完成魔方后端V0.5（FastAPI单体）</w:t>
       </w:r>
     </w:p>
     <w:p>
@@ -1182,24 +1101,7 @@
           <w:b/>
           <w:bCs/>
         </w:rPr>
-        <w:lastRenderedPageBreak/>
-        <w:t>第二阶段：大</w:t>
-      </w:r>
-      <w:proofErr w:type="gramStart"/>
-      <w:r>
-        <w:rPr>
-          <w:b/>
-          <w:bCs/>
-        </w:rPr>
-        <w:t>一</w:t>
-      </w:r>
-      <w:proofErr w:type="gramEnd"/>
-      <w:r>
-        <w:rPr>
-          <w:b/>
-          <w:bCs/>
-        </w:rPr>
-        <w:t>~大二</w:t>
+        <w:t>第二阶段：大一~大二</w:t>
       </w:r>
     </w:p>
     <w:p>
@@ -1233,6 +1135,7 @@
           <w:b/>
           <w:bCs/>
         </w:rPr>
+        <w:lastRenderedPageBreak/>
         <w:t>打磨产品层：L1云原生底座 + L2后端模板（原型）</w:t>
       </w:r>
     </w:p>
@@ -1271,23 +1174,7 @@
           <w:b/>
           <w:bCs/>
         </w:rPr>
-        <w:t>用大</w:t>
-      </w:r>
-      <w:proofErr w:type="gramStart"/>
-      <w:r>
-        <w:rPr>
-          <w:b/>
-          <w:bCs/>
-        </w:rPr>
-        <w:t>创经费</w:t>
-      </w:r>
-      <w:proofErr w:type="gramEnd"/>
-      <w:r>
-        <w:rPr>
-          <w:b/>
-          <w:bCs/>
-        </w:rPr>
-        <w:t>租赁云服务器</w:t>
+        <w:t>用大创经费租赁云服务器</w:t>
       </w:r>
     </w:p>
     <w:p>
@@ -1526,23 +1413,7 @@
           <w:b/>
           <w:bCs/>
         </w:rPr>
-        <w:t>集成基础安全检测模块（</w:t>
-      </w:r>
-      <w:proofErr w:type="spellStart"/>
-      <w:r>
-        <w:rPr>
-          <w:b/>
-          <w:bCs/>
-        </w:rPr>
-        <w:t>Trivy</w:t>
-      </w:r>
-      <w:proofErr w:type="spellEnd"/>
-      <w:r>
-        <w:rPr>
-          <w:b/>
-          <w:bCs/>
-        </w:rPr>
-        <w:t>、Kube-bench）</w:t>
+        <w:t>集成基础安全检测模块（Trivy、Kube-bench）</w:t>
       </w:r>
     </w:p>
     <w:p>
@@ -1686,7 +1557,6 @@
           <w:b/>
           <w:bCs/>
         </w:rPr>
-        <w:lastRenderedPageBreak/>
         <w:t>具体任务：</w:t>
       </w:r>
     </w:p>
@@ -1725,6 +1595,7 @@
           <w:b/>
           <w:bCs/>
         </w:rPr>
+        <w:lastRenderedPageBreak/>
         <w:t>寻找3-5家种子用户（校友企业、实验室、小型技术团队）</w:t>
       </w:r>
     </w:p>
@@ -1945,23 +1816,7 @@
           <w:b/>
           <w:bCs/>
         </w:rPr>
-        <w:t>产出：B</w:t>
-      </w:r>
-      <w:proofErr w:type="gramStart"/>
-      <w:r>
-        <w:rPr>
-          <w:b/>
-          <w:bCs/>
-        </w:rPr>
-        <w:t>端客户</w:t>
-      </w:r>
-      <w:proofErr w:type="gramEnd"/>
-      <w:r>
-        <w:rPr>
-          <w:b/>
-          <w:bCs/>
-        </w:rPr>
-        <w:t>合同、定制服务案例</w:t>
+        <w:t>产出：B端客户合同、定制服务案例</w:t>
       </w:r>
     </w:p>
     <w:p>
@@ -2043,21 +1898,12 @@
           <w:bCs/>
         </w:rPr>
       </w:pPr>
-      <w:proofErr w:type="gramStart"/>
       <w:r>
         <w:rPr>
           <w:b/>
           <w:bCs/>
         </w:rPr>
-        <w:t>若挑战</w:t>
-      </w:r>
-      <w:proofErr w:type="gramEnd"/>
-      <w:r>
-        <w:rPr>
-          <w:b/>
-          <w:bCs/>
-        </w:rPr>
-        <w:t>杯已获好成绩，趁热打铁参赛</w:t>
+        <w:t>若挑战杯已获好成绩，趁热打铁参赛</w:t>
       </w:r>
     </w:p>
     <w:p>
@@ -6069,6 +5915,7 @@
   <w:style w:type="character" w:default="1" w:styleId="a0">
     <w:name w:val="Default Paragraph Font"/>
     <w:uiPriority w:val="1"/>
+    <w:semiHidden/>
     <w:unhideWhenUsed/>
   </w:style>
   <w:style w:type="table" w:default="1" w:styleId="a1">
